--- a/03_MethodsDoc/Документация описание методов Гостиница.docx
+++ b/03_MethodsDoc/Документация описание методов Гостиница.docx
@@ -6379,7 +6379,7 @@
         <w:spacing w:after="80"/>
       </w:pPr>
       <w:r>
-        <w:t>Общие элементы интерфейса: заголовки, таблицы, диалоги, сообщения.</w:t>
+        <w:t>Общие элементы интерфейса: таблицы, формы, диалоги, сообщения.</w:t>
       </w:r>
     </w:p>
     <w:tbl>
@@ -6505,7 +6505,7 @@
               <w:rPr>
                 <w:sz w:val="20"/>
               </w:rPr>
-              <w:t>label()</w:t>
+              <w:t>form()</w:t>
             </w:r>
           </w:p>
         </w:tc>
@@ -6521,7 +6521,7 @@
               <w:rPr>
                 <w:sz w:val="20"/>
               </w:rPr>
-              <w:t>Label</w:t>
+              <w:t>GridPane</w:t>
             </w:r>
           </w:p>
         </w:tc>
@@ -6537,18 +6537,7 @@
               <w:rPr>
                 <w:sz w:val="20"/>
               </w:rPr>
-              <w:t>text: String</w:t>
-            </w:r>
-          </w:p>
-          <w:p>
-            <w:pPr>
-              <w:spacing w:line="240" w:lineRule="auto"/>
-            </w:pPr>
-            <w:r>
-              <w:rPr>
-                <w:sz w:val="20"/>
-              </w:rPr>
-              <w:t>style: String</w:t>
+              <w:t>pairs: Object...</w:t>
             </w:r>
           </w:p>
         </w:tc>
@@ -6564,7 +6553,7 @@
               <w:rPr>
                 <w:sz w:val="20"/>
               </w:rPr>
-              <w:t>Надпись</w:t>
+              <w:t>Форма</w:t>
             </w:r>
           </w:p>
         </w:tc>
@@ -6580,7 +6569,7 @@
               <w:rPr>
                 <w:sz w:val="20"/>
               </w:rPr>
-              <w:t>Надпись с CSS-классом оформления</w:t>
+              <w:t>Форма: подписи слева, поля справа</w:t>
             </w:r>
           </w:p>
         </w:tc>
@@ -6602,7 +6591,7 @@
               <w:rPr>
                 <w:sz w:val="20"/>
               </w:rPr>
-              <w:t>heading()</w:t>
+              <w:t>table()</w:t>
             </w:r>
           </w:p>
         </w:tc>
@@ -6618,7 +6607,7 @@
               <w:rPr>
                 <w:sz w:val="20"/>
               </w:rPr>
-              <w:t>VBox</w:t>
+              <w:t>TableView&lt;JsonObject&gt;</w:t>
             </w:r>
           </w:p>
         </w:tc>
@@ -6634,18 +6623,18 @@
               <w:rPr>
                 <w:sz w:val="20"/>
               </w:rPr>
-              <w:t>title: String</w:t>
-            </w:r>
-          </w:p>
-          <w:p>
-            <w:pPr>
-              <w:spacing w:line="240" w:lineRule="auto"/>
-            </w:pPr>
-            <w:r>
-              <w:rPr>
-                <w:sz w:val="20"/>
-              </w:rPr>
-              <w:t>subtitle: String</w:t>
+              <w:t>columns: List&lt;TableColumn&gt;</w:t>
+            </w:r>
+          </w:p>
+          <w:p>
+            <w:pPr>
+              <w:spacing w:line="240" w:lineRule="auto"/>
+            </w:pPr>
+            <w:r>
+              <w:rPr>
+                <w:sz w:val="20"/>
+              </w:rPr>
+              <w:t>empty: String</w:t>
             </w:r>
           </w:p>
         </w:tc>
@@ -6661,7 +6650,7 @@
               <w:rPr>
                 <w:sz w:val="20"/>
               </w:rPr>
-              <w:t>Блок заголовка</w:t>
+              <w:t>Таблица</w:t>
             </w:r>
           </w:p>
         </w:tc>
@@ -6677,7 +6666,7 @@
               <w:rPr>
                 <w:sz w:val="20"/>
               </w:rPr>
-              <w:t>Заголовок раздела с подписью и линией</w:t>
+              <w:t>Таблица, колонки которой делят ширину окна</w:t>
             </w:r>
           </w:p>
         </w:tc>
@@ -6699,7 +6688,7 @@
               <w:rPr>
                 <w:sz w:val="20"/>
               </w:rPr>
-              <w:t>line()</w:t>
+              <w:t>col()</w:t>
             </w:r>
           </w:p>
         </w:tc>
@@ -6715,7 +6704,7 @@
               <w:rPr>
                 <w:sz w:val="20"/>
               </w:rPr>
-              <w:t>Region</w:t>
+              <w:t>TableColumn&lt;JsonObject, String&gt;</w:t>
             </w:r>
           </w:p>
         </w:tc>
@@ -6731,7 +6720,29 @@
               <w:rPr>
                 <w:sz w:val="20"/>
               </w:rPr>
-              <w:t>—</w:t>
+              <w:t>title: String</w:t>
+            </w:r>
+          </w:p>
+          <w:p>
+            <w:pPr>
+              <w:spacing w:line="240" w:lineRule="auto"/>
+            </w:pPr>
+            <w:r>
+              <w:rPr>
+                <w:sz w:val="20"/>
+              </w:rPr>
+              <w:t>key: String</w:t>
+            </w:r>
+          </w:p>
+          <w:p>
+            <w:pPr>
+              <w:spacing w:line="240" w:lineRule="auto"/>
+            </w:pPr>
+            <w:r>
+              <w:rPr>
+                <w:sz w:val="20"/>
+              </w:rPr>
+              <w:t>width: double</w:t>
             </w:r>
           </w:p>
         </w:tc>
@@ -6747,7 +6758,7 @@
               <w:rPr>
                 <w:sz w:val="20"/>
               </w:rPr>
-              <w:t>Линия</w:t>
+              <w:t>Колонка</w:t>
             </w:r>
           </w:p>
         </w:tc>
@@ -6763,7 +6774,7 @@
               <w:rPr>
                 <w:sz w:val="20"/>
               </w:rPr>
-              <w:t>Декоративная золотая линия</w:t>
+              <w:t>Колонка таблицы по полю JSON</w:t>
             </w:r>
           </w:p>
         </w:tc>
@@ -6786,7 +6797,7 @@
                 <w:sz w:val="20"/>
               </w:rPr>
               <w:lastRenderedPageBreak/>
-              <w:t>field()</w:t>
+              <w:t>dateCol()</w:t>
             </w:r>
           </w:p>
         </w:tc>
@@ -6802,7 +6813,7 @@
               <w:rPr>
                 <w:sz w:val="20"/>
               </w:rPr>
-              <w:t>VBox</w:t>
+              <w:t>TableColumn&lt;JsonObject, String&gt;</w:t>
             </w:r>
           </w:p>
         </w:tc>
@@ -6818,18 +6829,29 @@
               <w:rPr>
                 <w:sz w:val="20"/>
               </w:rPr>
-              <w:t>caption: String</w:t>
-            </w:r>
-          </w:p>
-          <w:p>
-            <w:pPr>
-              <w:spacing w:line="240" w:lineRule="auto"/>
-            </w:pPr>
-            <w:r>
-              <w:rPr>
-                <w:sz w:val="20"/>
-              </w:rPr>
-              <w:t>input: Node</w:t>
+              <w:t>title: String</w:t>
+            </w:r>
+          </w:p>
+          <w:p>
+            <w:pPr>
+              <w:spacing w:line="240" w:lineRule="auto"/>
+            </w:pPr>
+            <w:r>
+              <w:rPr>
+                <w:sz w:val="20"/>
+              </w:rPr>
+              <w:t>key: String</w:t>
+            </w:r>
+          </w:p>
+          <w:p>
+            <w:pPr>
+              <w:spacing w:line="240" w:lineRule="auto"/>
+            </w:pPr>
+            <w:r>
+              <w:rPr>
+                <w:sz w:val="20"/>
+              </w:rPr>
+              <w:t>width: double</w:t>
             </w:r>
           </w:p>
         </w:tc>
@@ -6845,7 +6867,7 @@
               <w:rPr>
                 <w:sz w:val="20"/>
               </w:rPr>
-              <w:t>Поле с подписью</w:t>
+              <w:t>Колонка</w:t>
             </w:r>
           </w:p>
         </w:tc>
@@ -6861,7 +6883,7 @@
               <w:rPr>
                 <w:sz w:val="20"/>
               </w:rPr>
-              <w:t>Поле ввода с подписью над ним</w:t>
+              <w:t>Колонка с датой в формате ДД.ММ.ГГГГ</w:t>
             </w:r>
           </w:p>
         </w:tc>
@@ -6883,7 +6905,7 @@
               <w:rPr>
                 <w:sz w:val="20"/>
               </w:rPr>
-              <w:t>form()</w:t>
+              <w:t>text()</w:t>
             </w:r>
           </w:p>
         </w:tc>
@@ -6899,7 +6921,7 @@
               <w:rPr>
                 <w:sz w:val="20"/>
               </w:rPr>
-              <w:t>GridPane</w:t>
+              <w:t>String</w:t>
             </w:r>
           </w:p>
         </w:tc>
@@ -6915,7 +6937,18 @@
               <w:rPr>
                 <w:sz w:val="20"/>
               </w:rPr>
-              <w:t>pairs: Object...</w:t>
+              <w:t>o: JsonObject</w:t>
+            </w:r>
+          </w:p>
+          <w:p>
+            <w:pPr>
+              <w:spacing w:line="240" w:lineRule="auto"/>
+            </w:pPr>
+            <w:r>
+              <w:rPr>
+                <w:sz w:val="20"/>
+              </w:rPr>
+              <w:t>key: String</w:t>
             </w:r>
           </w:p>
         </w:tc>
@@ -6931,7 +6964,7 @@
               <w:rPr>
                 <w:sz w:val="20"/>
               </w:rPr>
-              <w:t>Форма</w:t>
+              <w:t>Значение поля или пустая строка</w:t>
             </w:r>
           </w:p>
         </w:tc>
@@ -6947,7 +6980,7 @@
               <w:rPr>
                 <w:sz w:val="20"/>
               </w:rPr>
-              <w:t>Форма: подписи слева, поля справа</w:t>
+              <w:t>Чтение поля из JSON-объекта</w:t>
             </w:r>
           </w:p>
         </w:tc>
@@ -6969,7 +7002,7 @@
               <w:rPr>
                 <w:sz w:val="20"/>
               </w:rPr>
-              <w:t>stat()</w:t>
+              <w:t>date()</w:t>
             </w:r>
           </w:p>
         </w:tc>
@@ -6985,7 +7018,7 @@
               <w:rPr>
                 <w:sz w:val="20"/>
               </w:rPr>
-              <w:t>VBox</w:t>
+              <w:t>String</w:t>
             </w:r>
           </w:p>
         </w:tc>
@@ -7001,29 +7034,7 @@
               <w:rPr>
                 <w:sz w:val="20"/>
               </w:rPr>
-              <w:t>title: String</w:t>
-            </w:r>
-          </w:p>
-          <w:p>
-            <w:pPr>
-              <w:spacing w:line="240" w:lineRule="auto"/>
-            </w:pPr>
-            <w:r>
-              <w:rPr>
-                <w:sz w:val="20"/>
-              </w:rPr>
-              <w:t>value: long</w:t>
-            </w:r>
-          </w:p>
-          <w:p>
-            <w:pPr>
-              <w:spacing w:line="240" w:lineRule="auto"/>
-            </w:pPr>
-            <w:r>
-              <w:rPr>
-                <w:sz w:val="20"/>
-              </w:rPr>
-              <w:t>style: String</w:t>
+              <w:t>iso: String</w:t>
             </w:r>
           </w:p>
         </w:tc>
@@ -7039,7 +7050,7 @@
               <w:rPr>
                 <w:sz w:val="20"/>
               </w:rPr>
-              <w:t>Плашка</w:t>
+              <w:t>Дата ДД.ММ.ГГГГ</w:t>
             </w:r>
           </w:p>
         </w:tc>
@@ -7055,7 +7066,7 @@
               <w:rPr>
                 <w:sz w:val="20"/>
               </w:rPr>
-              <w:t>Плашка со счётчиком номеров</w:t>
+              <w:t>Перевод даты ГГГГ-ММ-ДД в формат ДД.ММ.ГГГГ</w:t>
             </w:r>
           </w:p>
         </w:tc>
@@ -7077,7 +7088,7 @@
               <w:rPr>
                 <w:sz w:val="20"/>
               </w:rPr>
-              <w:t>table()</w:t>
+              <w:t>list()</w:t>
             </w:r>
           </w:p>
         </w:tc>
@@ -7093,7 +7104,7 @@
               <w:rPr>
                 <w:sz w:val="20"/>
               </w:rPr>
-              <w:t>TableView&lt;JsonObject&gt;</w:t>
+              <w:t>List&lt;JsonObject&gt;</w:t>
             </w:r>
           </w:p>
         </w:tc>
@@ -7109,18 +7120,7 @@
               <w:rPr>
                 <w:sz w:val="20"/>
               </w:rPr>
-              <w:t>columns: List&lt;TableColumn&gt;</w:t>
-            </w:r>
-          </w:p>
-          <w:p>
-            <w:pPr>
-              <w:spacing w:line="240" w:lineRule="auto"/>
-            </w:pPr>
-            <w:r>
-              <w:rPr>
-                <w:sz w:val="20"/>
-              </w:rPr>
-              <w:t>empty: String</w:t>
+              <w:t>array: JsonElement</w:t>
             </w:r>
           </w:p>
         </w:tc>
@@ -7136,7 +7136,7 @@
               <w:rPr>
                 <w:sz w:val="20"/>
               </w:rPr>
-              <w:t>Таблица</w:t>
+              <w:t>Список объектов</w:t>
             </w:r>
           </w:p>
         </w:tc>
@@ -7152,7 +7152,7 @@
               <w:rPr>
                 <w:sz w:val="20"/>
               </w:rPr>
-              <w:t>Таблица, колонки которой делят ширину окна</w:t>
+              <w:t>Строки таблицы из JSON-массива</w:t>
             </w:r>
           </w:p>
         </w:tc>
@@ -7174,7 +7174,7 @@
               <w:rPr>
                 <w:sz w:val="20"/>
               </w:rPr>
-              <w:t>col()</w:t>
+              <w:t>dialog()</w:t>
             </w:r>
           </w:p>
         </w:tc>
@@ -7190,7 +7190,7 @@
               <w:rPr>
                 <w:sz w:val="20"/>
               </w:rPr>
-              <w:t>TableColumn&lt;JsonObject, String&gt;</w:t>
+              <w:t>Dialog&lt;ButtonType&gt;</w:t>
             </w:r>
           </w:p>
         </w:tc>
@@ -7217,18 +7217,29 @@
               <w:rPr>
                 <w:sz w:val="20"/>
               </w:rPr>
-              <w:t>key: String</w:t>
-            </w:r>
-          </w:p>
-          <w:p>
-            <w:pPr>
-              <w:spacing w:line="240" w:lineRule="auto"/>
-            </w:pPr>
-            <w:r>
-              <w:rPr>
-                <w:sz w:val="20"/>
-              </w:rPr>
-              <w:t>width: double</w:t>
+              <w:t>content: Node</w:t>
+            </w:r>
+          </w:p>
+          <w:p>
+            <w:pPr>
+              <w:spacing w:line="240" w:lineRule="auto"/>
+            </w:pPr>
+            <w:r>
+              <w:rPr>
+                <w:sz w:val="20"/>
+              </w:rPr>
+              <w:t>okText: String</w:t>
+            </w:r>
+          </w:p>
+          <w:p>
+            <w:pPr>
+              <w:spacing w:line="240" w:lineRule="auto"/>
+            </w:pPr>
+            <w:r>
+              <w:rPr>
+                <w:sz w:val="20"/>
+              </w:rPr>
+              <w:t>onOk: Action</w:t>
             </w:r>
           </w:p>
         </w:tc>
@@ -7244,7 +7255,7 @@
               <w:rPr>
                 <w:sz w:val="20"/>
               </w:rPr>
-              <w:t>Колонка</w:t>
+              <w:t>Диалоговое окно</w:t>
             </w:r>
           </w:p>
         </w:tc>
@@ -7260,7 +7271,7 @@
               <w:rPr>
                 <w:sz w:val="20"/>
               </w:rPr>
-              <w:t>Колонка таблицы по полю JSON</w:t>
+              <w:t>Диалог; при ошибке в onOk показывает её текст и не закрывается</w:t>
             </w:r>
           </w:p>
         </w:tc>
@@ -7282,7 +7293,7 @@
               <w:rPr>
                 <w:sz w:val="20"/>
               </w:rPr>
-              <w:t>dateCol()</w:t>
+              <w:t>done()</w:t>
             </w:r>
           </w:p>
         </w:tc>
@@ -7298,7 +7309,7 @@
               <w:rPr>
                 <w:sz w:val="20"/>
               </w:rPr>
-              <w:t>TableColumn&lt;JsonObject, String&gt;</w:t>
+              <w:t>boolean</w:t>
             </w:r>
           </w:p>
         </w:tc>
@@ -7314,29 +7325,7 @@
               <w:rPr>
                 <w:sz w:val="20"/>
               </w:rPr>
-              <w:t>title: String</w:t>
-            </w:r>
-          </w:p>
-          <w:p>
-            <w:pPr>
-              <w:spacing w:line="240" w:lineRule="auto"/>
-            </w:pPr>
-            <w:r>
-              <w:rPr>
-                <w:sz w:val="20"/>
-              </w:rPr>
-              <w:t>key: String</w:t>
-            </w:r>
-          </w:p>
-          <w:p>
-            <w:pPr>
-              <w:spacing w:line="240" w:lineRule="auto"/>
-            </w:pPr>
-            <w:r>
-              <w:rPr>
-                <w:sz w:val="20"/>
-              </w:rPr>
-              <w:t>width: double</w:t>
+              <w:t>d: Dialog&lt;ButtonType&gt;</w:t>
             </w:r>
           </w:p>
         </w:tc>
@@ -7352,7 +7341,18 @@
               <w:rPr>
                 <w:sz w:val="20"/>
               </w:rPr>
-              <w:t>Колонка</w:t>
+              <w:t>True: нажата кнопка подтверждения</w:t>
+            </w:r>
+          </w:p>
+          <w:p>
+            <w:pPr>
+              <w:spacing w:line="240" w:lineRule="auto"/>
+            </w:pPr>
+            <w:r>
+              <w:rPr>
+                <w:sz w:val="20"/>
+              </w:rPr>
+              <w:t>False: отмена</w:t>
             </w:r>
           </w:p>
         </w:tc>
@@ -7368,7 +7368,7 @@
               <w:rPr>
                 <w:sz w:val="20"/>
               </w:rPr>
-              <w:t>Колонка с датой в формате ДД.ММ.ГГГГ</w:t>
+              <w:t>Показ диалога и ожидание ответа</w:t>
             </w:r>
           </w:p>
         </w:tc>
@@ -7390,7 +7390,7 @@
               <w:rPr>
                 <w:sz w:val="20"/>
               </w:rPr>
-              <w:t>colorCol()</w:t>
+              <w:t>alert()</w:t>
             </w:r>
           </w:p>
         </w:tc>
@@ -7406,7 +7406,7 @@
               <w:rPr>
                 <w:sz w:val="20"/>
               </w:rPr>
-              <w:t>TableColumn&lt;JsonObject, String&gt;</w:t>
+              <w:t>Alert</w:t>
             </w:r>
           </w:p>
         </w:tc>
@@ -7422,6 +7422,17 @@
               <w:rPr>
                 <w:sz w:val="20"/>
               </w:rPr>
+              <w:t>type: AlertType</w:t>
+            </w:r>
+          </w:p>
+          <w:p>
+            <w:pPr>
+              <w:spacing w:line="240" w:lineRule="auto"/>
+            </w:pPr>
+            <w:r>
+              <w:rPr>
+                <w:sz w:val="20"/>
+              </w:rPr>
               <w:t>title: String</w:t>
             </w:r>
           </w:p>
@@ -7433,18 +7444,7 @@
               <w:rPr>
                 <w:sz w:val="20"/>
               </w:rPr>
-              <w:t>key: String</w:t>
-            </w:r>
-          </w:p>
-          <w:p>
-            <w:pPr>
-              <w:spacing w:line="240" w:lineRule="auto"/>
-            </w:pPr>
-            <w:r>
-              <w:rPr>
-                <w:sz w:val="20"/>
-              </w:rPr>
-              <w:t>width: double</w:t>
+              <w:t>text: String</w:t>
             </w:r>
           </w:p>
         </w:tc>
@@ -7460,7 +7460,7 @@
               <w:rPr>
                 <w:sz w:val="20"/>
               </w:rPr>
-              <w:t>Колонка</w:t>
+              <w:t>Окно сообщения</w:t>
             </w:r>
           </w:p>
         </w:tc>
@@ -7476,600 +7476,7 @@
               <w:rPr>
                 <w:sz w:val="20"/>
               </w:rPr>
-              <w:t>Колонка, где цвет текста зависит от значения (статус, состояние)</w:t>
-            </w:r>
-          </w:p>
-        </w:tc>
-      </w:tr>
-      <w:tr>
-        <w:trPr>
-          <w:cantSplit/>
-          <w:jc w:val="center"/>
-        </w:trPr>
-        <w:tc>
-          <w:tcPr>
-            <w:tcW w:w="1871" w:type="dxa"/>
-          </w:tcPr>
-          <w:p>
-            <w:pPr>
-              <w:spacing w:line="240" w:lineRule="auto"/>
-            </w:pPr>
-            <w:r>
-              <w:rPr>
-                <w:sz w:val="20"/>
-              </w:rPr>
-              <w:t>text()</w:t>
-            </w:r>
-          </w:p>
-        </w:tc>
-        <w:tc>
-          <w:tcPr>
-            <w:tcW w:w="1531" w:type="dxa"/>
-          </w:tcPr>
-          <w:p>
-            <w:pPr>
-              <w:spacing w:line="240" w:lineRule="auto"/>
-            </w:pPr>
-            <w:r>
-              <w:rPr>
-                <w:sz w:val="20"/>
-              </w:rPr>
-              <w:t>String</w:t>
-            </w:r>
-          </w:p>
-        </w:tc>
-        <w:tc>
-          <w:tcPr>
-            <w:tcW w:w="2098" w:type="dxa"/>
-          </w:tcPr>
-          <w:p>
-            <w:pPr>
-              <w:spacing w:line="240" w:lineRule="auto"/>
-            </w:pPr>
-            <w:r>
-              <w:rPr>
-                <w:sz w:val="20"/>
-              </w:rPr>
-              <w:t>o: JsonObject</w:t>
-            </w:r>
-          </w:p>
-          <w:p>
-            <w:pPr>
-              <w:spacing w:line="240" w:lineRule="auto"/>
-            </w:pPr>
-            <w:r>
-              <w:rPr>
-                <w:sz w:val="20"/>
-              </w:rPr>
-              <w:t>key: String</w:t>
-            </w:r>
-          </w:p>
-        </w:tc>
-        <w:tc>
-          <w:tcPr>
-            <w:tcW w:w="2154" w:type="dxa"/>
-          </w:tcPr>
-          <w:p>
-            <w:pPr>
-              <w:spacing w:line="240" w:lineRule="auto"/>
-            </w:pPr>
-            <w:r>
-              <w:rPr>
-                <w:sz w:val="20"/>
-              </w:rPr>
-              <w:t>Значение поля или пустая строка</w:t>
-            </w:r>
-          </w:p>
-        </w:tc>
-        <w:tc>
-          <w:tcPr>
-            <w:tcW w:w="1984" w:type="dxa"/>
-          </w:tcPr>
-          <w:p>
-            <w:pPr>
-              <w:spacing w:line="240" w:lineRule="auto"/>
-            </w:pPr>
-            <w:r>
-              <w:rPr>
-                <w:sz w:val="20"/>
-              </w:rPr>
-              <w:t>Чтение поля из JSON-объекта</w:t>
-            </w:r>
-          </w:p>
-        </w:tc>
-      </w:tr>
-      <w:tr>
-        <w:trPr>
-          <w:cantSplit/>
-          <w:jc w:val="center"/>
-        </w:trPr>
-        <w:tc>
-          <w:tcPr>
-            <w:tcW w:w="1871" w:type="dxa"/>
-          </w:tcPr>
-          <w:p>
-            <w:pPr>
-              <w:spacing w:line="240" w:lineRule="auto"/>
-            </w:pPr>
-            <w:r>
-              <w:rPr>
-                <w:sz w:val="20"/>
-              </w:rPr>
-              <w:t>date()</w:t>
-            </w:r>
-          </w:p>
-        </w:tc>
-        <w:tc>
-          <w:tcPr>
-            <w:tcW w:w="1531" w:type="dxa"/>
-          </w:tcPr>
-          <w:p>
-            <w:pPr>
-              <w:spacing w:line="240" w:lineRule="auto"/>
-            </w:pPr>
-            <w:r>
-              <w:rPr>
-                <w:sz w:val="20"/>
-              </w:rPr>
-              <w:t>String</w:t>
-            </w:r>
-          </w:p>
-        </w:tc>
-        <w:tc>
-          <w:tcPr>
-            <w:tcW w:w="2098" w:type="dxa"/>
-          </w:tcPr>
-          <w:p>
-            <w:pPr>
-              <w:spacing w:line="240" w:lineRule="auto"/>
-            </w:pPr>
-            <w:r>
-              <w:rPr>
-                <w:sz w:val="20"/>
-              </w:rPr>
-              <w:t>iso: String</w:t>
-            </w:r>
-          </w:p>
-        </w:tc>
-        <w:tc>
-          <w:tcPr>
-            <w:tcW w:w="2154" w:type="dxa"/>
-          </w:tcPr>
-          <w:p>
-            <w:pPr>
-              <w:spacing w:line="240" w:lineRule="auto"/>
-            </w:pPr>
-            <w:r>
-              <w:rPr>
-                <w:sz w:val="20"/>
-              </w:rPr>
-              <w:t>Дата ДД.ММ.ГГГГ</w:t>
-            </w:r>
-          </w:p>
-        </w:tc>
-        <w:tc>
-          <w:tcPr>
-            <w:tcW w:w="1984" w:type="dxa"/>
-          </w:tcPr>
-          <w:p>
-            <w:pPr>
-              <w:spacing w:line="240" w:lineRule="auto"/>
-            </w:pPr>
-            <w:r>
-              <w:rPr>
-                <w:sz w:val="20"/>
-              </w:rPr>
-              <w:t>Перевод даты ГГГГ-ММ-ДД в формат ДД.ММ.ГГГГ</w:t>
-            </w:r>
-          </w:p>
-        </w:tc>
-      </w:tr>
-      <w:tr>
-        <w:trPr>
-          <w:cantSplit/>
-          <w:jc w:val="center"/>
-        </w:trPr>
-        <w:tc>
-          <w:tcPr>
-            <w:tcW w:w="1871" w:type="dxa"/>
-          </w:tcPr>
-          <w:p>
-            <w:pPr>
-              <w:spacing w:line="240" w:lineRule="auto"/>
-            </w:pPr>
-            <w:r>
-              <w:rPr>
-                <w:sz w:val="20"/>
-              </w:rPr>
-              <w:t>list()</w:t>
-            </w:r>
-          </w:p>
-        </w:tc>
-        <w:tc>
-          <w:tcPr>
-            <w:tcW w:w="1531" w:type="dxa"/>
-          </w:tcPr>
-          <w:p>
-            <w:pPr>
-              <w:spacing w:line="240" w:lineRule="auto"/>
-            </w:pPr>
-            <w:r>
-              <w:rPr>
-                <w:sz w:val="20"/>
-              </w:rPr>
-              <w:t>List&lt;JsonObject&gt;</w:t>
-            </w:r>
-          </w:p>
-        </w:tc>
-        <w:tc>
-          <w:tcPr>
-            <w:tcW w:w="2098" w:type="dxa"/>
-          </w:tcPr>
-          <w:p>
-            <w:pPr>
-              <w:spacing w:line="240" w:lineRule="auto"/>
-            </w:pPr>
-            <w:r>
-              <w:rPr>
-                <w:sz w:val="20"/>
-              </w:rPr>
-              <w:t>array: JsonElement</w:t>
-            </w:r>
-          </w:p>
-        </w:tc>
-        <w:tc>
-          <w:tcPr>
-            <w:tcW w:w="2154" w:type="dxa"/>
-          </w:tcPr>
-          <w:p>
-            <w:pPr>
-              <w:spacing w:line="240" w:lineRule="auto"/>
-            </w:pPr>
-            <w:r>
-              <w:rPr>
-                <w:sz w:val="20"/>
-              </w:rPr>
-              <w:t>Список объектов</w:t>
-            </w:r>
-          </w:p>
-        </w:tc>
-        <w:tc>
-          <w:tcPr>
-            <w:tcW w:w="1984" w:type="dxa"/>
-          </w:tcPr>
-          <w:p>
-            <w:pPr>
-              <w:spacing w:line="240" w:lineRule="auto"/>
-            </w:pPr>
-            <w:r>
-              <w:rPr>
-                <w:sz w:val="20"/>
-              </w:rPr>
-              <w:t>Строки таблицы из JSON-массива</w:t>
-            </w:r>
-          </w:p>
-        </w:tc>
-      </w:tr>
-      <w:tr>
-        <w:trPr>
-          <w:cantSplit/>
-          <w:jc w:val="center"/>
-        </w:trPr>
-        <w:tc>
-          <w:tcPr>
-            <w:tcW w:w="1871" w:type="dxa"/>
-          </w:tcPr>
-          <w:p>
-            <w:pPr>
-              <w:spacing w:line="240" w:lineRule="auto"/>
-            </w:pPr>
-            <w:r>
-              <w:rPr>
-                <w:sz w:val="20"/>
-              </w:rPr>
-              <w:t>dialog()</w:t>
-            </w:r>
-          </w:p>
-        </w:tc>
-        <w:tc>
-          <w:tcPr>
-            <w:tcW w:w="1531" w:type="dxa"/>
-          </w:tcPr>
-          <w:p>
-            <w:pPr>
-              <w:spacing w:line="240" w:lineRule="auto"/>
-            </w:pPr>
-            <w:r>
-              <w:rPr>
-                <w:sz w:val="20"/>
-              </w:rPr>
-              <w:t>Dialog&lt;ButtonType&gt;</w:t>
-            </w:r>
-          </w:p>
-        </w:tc>
-        <w:tc>
-          <w:tcPr>
-            <w:tcW w:w="2098" w:type="dxa"/>
-          </w:tcPr>
-          <w:p>
-            <w:pPr>
-              <w:spacing w:line="240" w:lineRule="auto"/>
-            </w:pPr>
-            <w:r>
-              <w:rPr>
-                <w:sz w:val="20"/>
-              </w:rPr>
-              <w:t>title: String</w:t>
-            </w:r>
-          </w:p>
-          <w:p>
-            <w:pPr>
-              <w:spacing w:line="240" w:lineRule="auto"/>
-            </w:pPr>
-            <w:r>
-              <w:rPr>
-                <w:sz w:val="20"/>
-              </w:rPr>
-              <w:t>content: Node</w:t>
-            </w:r>
-          </w:p>
-          <w:p>
-            <w:pPr>
-              <w:spacing w:line="240" w:lineRule="auto"/>
-            </w:pPr>
-            <w:r>
-              <w:rPr>
-                <w:sz w:val="20"/>
-              </w:rPr>
-              <w:t>okText: String</w:t>
-            </w:r>
-          </w:p>
-          <w:p>
-            <w:pPr>
-              <w:spacing w:line="240" w:lineRule="auto"/>
-            </w:pPr>
-            <w:r>
-              <w:rPr>
-                <w:sz w:val="20"/>
-              </w:rPr>
-              <w:t>onOk: Action</w:t>
-            </w:r>
-          </w:p>
-        </w:tc>
-        <w:tc>
-          <w:tcPr>
-            <w:tcW w:w="2154" w:type="dxa"/>
-          </w:tcPr>
-          <w:p>
-            <w:pPr>
-              <w:spacing w:line="240" w:lineRule="auto"/>
-            </w:pPr>
-            <w:r>
-              <w:rPr>
-                <w:sz w:val="20"/>
-              </w:rPr>
-              <w:t>Диалоговое окно</w:t>
-            </w:r>
-          </w:p>
-        </w:tc>
-        <w:tc>
-          <w:tcPr>
-            <w:tcW w:w="1984" w:type="dxa"/>
-          </w:tcPr>
-          <w:p>
-            <w:pPr>
-              <w:spacing w:line="240" w:lineRule="auto"/>
-            </w:pPr>
-            <w:r>
-              <w:rPr>
-                <w:sz w:val="20"/>
-              </w:rPr>
-              <w:t>Диалог; при ошибке в onOk показывает её текст и не закрывается</w:t>
-            </w:r>
-          </w:p>
-        </w:tc>
-      </w:tr>
-      <w:tr>
-        <w:trPr>
-          <w:cantSplit/>
-          <w:jc w:val="center"/>
-        </w:trPr>
-        <w:tc>
-          <w:tcPr>
-            <w:tcW w:w="1871" w:type="dxa"/>
-          </w:tcPr>
-          <w:p>
-            <w:pPr>
-              <w:spacing w:line="240" w:lineRule="auto"/>
-            </w:pPr>
-            <w:r>
-              <w:rPr>
-                <w:sz w:val="20"/>
-              </w:rPr>
-              <w:t>done()</w:t>
-            </w:r>
-          </w:p>
-        </w:tc>
-        <w:tc>
-          <w:tcPr>
-            <w:tcW w:w="1531" w:type="dxa"/>
-          </w:tcPr>
-          <w:p>
-            <w:pPr>
-              <w:spacing w:line="240" w:lineRule="auto"/>
-            </w:pPr>
-            <w:r>
-              <w:rPr>
-                <w:sz w:val="20"/>
-              </w:rPr>
-              <w:t>boolean</w:t>
-            </w:r>
-          </w:p>
-        </w:tc>
-        <w:tc>
-          <w:tcPr>
-            <w:tcW w:w="2098" w:type="dxa"/>
-          </w:tcPr>
-          <w:p>
-            <w:pPr>
-              <w:spacing w:line="240" w:lineRule="auto"/>
-            </w:pPr>
-            <w:r>
-              <w:rPr>
-                <w:sz w:val="20"/>
-              </w:rPr>
-              <w:t>d: Dialog&lt;ButtonType&gt;</w:t>
-            </w:r>
-          </w:p>
-        </w:tc>
-        <w:tc>
-          <w:tcPr>
-            <w:tcW w:w="2154" w:type="dxa"/>
-          </w:tcPr>
-          <w:p>
-            <w:pPr>
-              <w:spacing w:line="240" w:lineRule="auto"/>
-            </w:pPr>
-            <w:r>
-              <w:rPr>
-                <w:sz w:val="20"/>
-              </w:rPr>
-              <w:t>True: нажата кнопка подтверждения</w:t>
-            </w:r>
-          </w:p>
-          <w:p>
-            <w:pPr>
-              <w:spacing w:line="240" w:lineRule="auto"/>
-            </w:pPr>
-            <w:r>
-              <w:rPr>
-                <w:sz w:val="20"/>
-              </w:rPr>
-              <w:t>False: отмена</w:t>
-            </w:r>
-          </w:p>
-        </w:tc>
-        <w:tc>
-          <w:tcPr>
-            <w:tcW w:w="1984" w:type="dxa"/>
-          </w:tcPr>
-          <w:p>
-            <w:pPr>
-              <w:spacing w:line="240" w:lineRule="auto"/>
-            </w:pPr>
-            <w:r>
-              <w:rPr>
-                <w:sz w:val="20"/>
-              </w:rPr>
-              <w:t>Показ диалога и ожидание ответа</w:t>
-            </w:r>
-          </w:p>
-        </w:tc>
-      </w:tr>
-      <w:tr>
-        <w:trPr>
-          <w:cantSplit/>
-          <w:jc w:val="center"/>
-        </w:trPr>
-        <w:tc>
-          <w:tcPr>
-            <w:tcW w:w="1871" w:type="dxa"/>
-          </w:tcPr>
-          <w:p>
-            <w:pPr>
-              <w:spacing w:line="240" w:lineRule="auto"/>
-            </w:pPr>
-            <w:r>
-              <w:rPr>
-                <w:sz w:val="20"/>
-              </w:rPr>
-              <w:t>alert()</w:t>
-            </w:r>
-          </w:p>
-        </w:tc>
-        <w:tc>
-          <w:tcPr>
-            <w:tcW w:w="1531" w:type="dxa"/>
-          </w:tcPr>
-          <w:p>
-            <w:pPr>
-              <w:spacing w:line="240" w:lineRule="auto"/>
-            </w:pPr>
-            <w:r>
-              <w:rPr>
-                <w:sz w:val="20"/>
-              </w:rPr>
-              <w:t>Alert</w:t>
-            </w:r>
-          </w:p>
-        </w:tc>
-        <w:tc>
-          <w:tcPr>
-            <w:tcW w:w="2098" w:type="dxa"/>
-          </w:tcPr>
-          <w:p>
-            <w:pPr>
-              <w:spacing w:line="240" w:lineRule="auto"/>
-            </w:pPr>
-            <w:r>
-              <w:rPr>
-                <w:sz w:val="20"/>
-              </w:rPr>
-              <w:t>type: AlertType</w:t>
-            </w:r>
-          </w:p>
-          <w:p>
-            <w:pPr>
-              <w:spacing w:line="240" w:lineRule="auto"/>
-            </w:pPr>
-            <w:r>
-              <w:rPr>
-                <w:sz w:val="20"/>
-              </w:rPr>
-              <w:t>title: String</w:t>
-            </w:r>
-          </w:p>
-          <w:p>
-            <w:pPr>
-              <w:spacing w:line="240" w:lineRule="auto"/>
-            </w:pPr>
-            <w:r>
-              <w:rPr>
-                <w:sz w:val="20"/>
-              </w:rPr>
-              <w:t>text: String</w:t>
-            </w:r>
-          </w:p>
-        </w:tc>
-        <w:tc>
-          <w:tcPr>
-            <w:tcW w:w="2154" w:type="dxa"/>
-          </w:tcPr>
-          <w:p>
-            <w:pPr>
-              <w:spacing w:line="240" w:lineRule="auto"/>
-            </w:pPr>
-            <w:r>
-              <w:rPr>
-                <w:sz w:val="20"/>
-              </w:rPr>
-              <w:t>Окно сообщения</w:t>
-            </w:r>
-          </w:p>
-        </w:tc>
-        <w:tc>
-          <w:tcPr>
-            <w:tcW w:w="1984" w:type="dxa"/>
-          </w:tcPr>
-          <w:p>
-            <w:pPr>
-              <w:spacing w:line="240" w:lineRule="auto"/>
-            </w:pPr>
-            <w:r>
-              <w:rPr>
-                <w:sz w:val="20"/>
-              </w:rPr>
-              <w:t>Сообщение в оформлении приложения</w:t>
+              <w:t>Стандартное окно сообщения поверх главного окна</w:t>
             </w:r>
           </w:p>
         </w:tc>
@@ -8451,7 +7858,7 @@
         <w:spacing w:after="80"/>
       </w:pPr>
       <w:r>
-        <w:t>Окно входа и главное окно с меню разделов.</w:t>
+        <w:t>Окно входа и главное окно с вкладками разделов.</w:t>
       </w:r>
     </w:p>
     <w:tbl>
@@ -8462,11 +7869,11 @@
         <w:tblLook w:val="04A0" w:firstRow="1" w:lastRow="0" w:firstColumn="1" w:lastColumn="0" w:noHBand="0" w:noVBand="1"/>
       </w:tblPr>
       <w:tblGrid>
-        <w:gridCol w:w="1850"/>
+        <w:gridCol w:w="1853"/>
         <w:gridCol w:w="1942"/>
-        <w:gridCol w:w="2047"/>
-        <w:gridCol w:w="2067"/>
-        <w:gridCol w:w="1948"/>
+        <w:gridCol w:w="2026"/>
+        <w:gridCol w:w="2077"/>
+        <w:gridCol w:w="1956"/>
       </w:tblGrid>
       <w:tr>
         <w:trPr>
@@ -8577,7 +7984,6 @@
               <w:rPr>
                 <w:sz w:val="20"/>
               </w:rPr>
-              <w:lastRenderedPageBreak/>
               <w:t>main()</w:t>
             </w:r>
           </w:p>
@@ -8750,7 +8156,7 @@
               <w:rPr>
                 <w:sz w:val="20"/>
               </w:rPr>
-              <w:t>scene()</w:t>
+              <w:t>loginScene()</w:t>
             </w:r>
           </w:p>
         </w:tc>
@@ -8782,7 +8188,7 @@
               <w:rPr>
                 <w:sz w:val="20"/>
               </w:rPr>
-              <w:t>root: Parent</w:t>
+              <w:t>—</w:t>
             </w:r>
           </w:p>
         </w:tc>
@@ -8798,7 +8204,7 @@
               <w:rPr>
                 <w:sz w:val="20"/>
               </w:rPr>
-              <w:t>Сцена 1180×720</w:t>
+              <w:t>Окно входа</w:t>
             </w:r>
           </w:p>
         </w:tc>
@@ -8814,7 +8220,7 @@
               <w:rPr>
                 <w:sz w:val="20"/>
               </w:rPr>
-              <w:t>Сцена окна с подключённой таблицей стилей</w:t>
+              <w:t>Проверка заполнения полей, авторизация через API, переход в главное окно</w:t>
             </w:r>
           </w:p>
         </w:tc>
@@ -8836,7 +8242,7 @@
               <w:rPr>
                 <w:sz w:val="20"/>
               </w:rPr>
-              <w:t>loginScene()</w:t>
+              <w:t>passwordDialog()</w:t>
             </w:r>
           </w:p>
         </w:tc>
@@ -8852,7 +8258,7 @@
               <w:rPr>
                 <w:sz w:val="20"/>
               </w:rPr>
-              <w:t>Scene</w:t>
+              <w:t>Dialog&lt;ButtonType&gt;</w:t>
             </w:r>
           </w:p>
         </w:tc>
@@ -8868,7 +8274,7 @@
               <w:rPr>
                 <w:sz w:val="20"/>
               </w:rPr>
-              <w:t>—</w:t>
+              <w:t>first: boolean</w:t>
             </w:r>
           </w:p>
         </w:tc>
@@ -8884,7 +8290,7 @@
               <w:rPr>
                 <w:sz w:val="20"/>
               </w:rPr>
-              <w:t>Окно входа</w:t>
+              <w:t>Окно смены пароля</w:t>
             </w:r>
           </w:p>
         </w:tc>
@@ -8900,7 +8306,7 @@
               <w:rPr>
                 <w:sz w:val="20"/>
               </w:rPr>
-              <w:t>Проверка заполнения полей, авторизация через API, переход в главное окно</w:t>
+              <w:t>Проверка заполнения полей и совпадения нового пароля с повтором, смена пароля через API</w:t>
             </w:r>
           </w:p>
         </w:tc>
@@ -8922,7 +8328,8 @@
               <w:rPr>
                 <w:sz w:val="20"/>
               </w:rPr>
-              <w:t>passwordDialog()</w:t>
+              <w:lastRenderedPageBreak/>
+              <w:t>mainScene()</w:t>
             </w:r>
           </w:p>
         </w:tc>
@@ -8938,7 +8345,7 @@
               <w:rPr>
                 <w:sz w:val="20"/>
               </w:rPr>
-              <w:t>Dialog&lt;ButtonType&gt;</w:t>
+              <w:t>Scene</w:t>
             </w:r>
           </w:p>
         </w:tc>
@@ -8954,7 +8361,7 @@
               <w:rPr>
                 <w:sz w:val="20"/>
               </w:rPr>
-              <w:t>first: boolean</w:t>
+              <w:t>—</w:t>
             </w:r>
           </w:p>
         </w:tc>
@@ -8970,7 +8377,7 @@
               <w:rPr>
                 <w:sz w:val="20"/>
               </w:rPr>
-              <w:t>Окно смены пароля</w:t>
+              <w:t>Главное окно</w:t>
             </w:r>
           </w:p>
         </w:tc>
@@ -8986,7 +8393,7 @@
               <w:rPr>
                 <w:sz w:val="20"/>
               </w:rPr>
-              <w:t>Проверка заполнения полей и совпадения нового пароля с повтором, смена пароля через API</w:t>
+              <w:t>Вкладки разделов по роли: «Пользователи» только для администратора; кнопки смены пароля и выхода</w:t>
             </w:r>
           </w:p>
         </w:tc>
@@ -9008,7 +8415,7 @@
               <w:rPr>
                 <w:sz w:val="20"/>
               </w:rPr>
-              <w:t>mainScene()</w:t>
+              <w:t>tab()</w:t>
             </w:r>
           </w:p>
         </w:tc>
@@ -9024,7 +8431,7 @@
               <w:rPr>
                 <w:sz w:val="20"/>
               </w:rPr>
-              <w:t>Scene</w:t>
+              <w:t>Tab</w:t>
             </w:r>
           </w:p>
         </w:tc>
@@ -9040,7 +8447,29 @@
               <w:rPr>
                 <w:sz w:val="20"/>
               </w:rPr>
-              <w:t>—</w:t>
+              <w:t>title: String</w:t>
+            </w:r>
+          </w:p>
+          <w:p>
+            <w:pPr>
+              <w:spacing w:line="240" w:lineRule="auto"/>
+            </w:pPr>
+            <w:r>
+              <w:rPr>
+                <w:sz w:val="20"/>
+              </w:rPr>
+              <w:t>content: Node</w:t>
+            </w:r>
+          </w:p>
+          <w:p>
+            <w:pPr>
+              <w:spacing w:line="240" w:lineRule="auto"/>
+            </w:pPr>
+            <w:r>
+              <w:rPr>
+                <w:sz w:val="20"/>
+              </w:rPr>
+              <w:t>load: Runnable</w:t>
             </w:r>
           </w:p>
         </w:tc>
@@ -9056,7 +8485,7 @@
               <w:rPr>
                 <w:sz w:val="20"/>
               </w:rPr>
-              <w:t>Главное окно</w:t>
+              <w:t>Вкладка</w:t>
             </w:r>
           </w:p>
         </w:tc>
@@ -9072,126 +8501,7 @@
               <w:rPr>
                 <w:sz w:val="20"/>
               </w:rPr>
-              <w:t>Меню разделов по роли: «Пользователи» только для администратора</w:t>
-            </w:r>
-          </w:p>
-        </w:tc>
-      </w:tr>
-      <w:tr>
-        <w:trPr>
-          <w:cantSplit/>
-          <w:jc w:val="center"/>
-        </w:trPr>
-        <w:tc>
-          <w:tcPr>
-            <w:tcW w:w="1871" w:type="dxa"/>
-          </w:tcPr>
-          <w:p>
-            <w:pPr>
-              <w:spacing w:line="240" w:lineRule="auto"/>
-            </w:pPr>
-            <w:r>
-              <w:rPr>
-                <w:sz w:val="20"/>
-              </w:rPr>
-              <w:t>navButton()</w:t>
-            </w:r>
-          </w:p>
-        </w:tc>
-        <w:tc>
-          <w:tcPr>
-            <w:tcW w:w="1531" w:type="dxa"/>
-          </w:tcPr>
-          <w:p>
-            <w:pPr>
-              <w:spacing w:line="240" w:lineRule="auto"/>
-            </w:pPr>
-            <w:r>
-              <w:rPr>
-                <w:sz w:val="20"/>
-              </w:rPr>
-              <w:t>Button</w:t>
-            </w:r>
-          </w:p>
-        </w:tc>
-        <w:tc>
-          <w:tcPr>
-            <w:tcW w:w="2098" w:type="dxa"/>
-          </w:tcPr>
-          <w:p>
-            <w:pPr>
-              <w:spacing w:line="240" w:lineRule="auto"/>
-            </w:pPr>
-            <w:r>
-              <w:rPr>
-                <w:sz w:val="20"/>
-              </w:rPr>
-              <w:t>text: String</w:t>
-            </w:r>
-          </w:p>
-          <w:p>
-            <w:pPr>
-              <w:spacing w:line="240" w:lineRule="auto"/>
-            </w:pPr>
-            <w:r>
-              <w:rPr>
-                <w:sz w:val="20"/>
-              </w:rPr>
-              <w:t>nav: VBox</w:t>
-            </w:r>
-          </w:p>
-          <w:p>
-            <w:pPr>
-              <w:spacing w:line="240" w:lineRule="auto"/>
-            </w:pPr>
-            <w:r>
-              <w:rPr>
-                <w:sz w:val="20"/>
-              </w:rPr>
-              <w:t>content: StackPane</w:t>
-            </w:r>
-          </w:p>
-          <w:p>
-            <w:pPr>
-              <w:spacing w:line="240" w:lineRule="auto"/>
-            </w:pPr>
-            <w:r>
-              <w:rPr>
-                <w:sz w:val="20"/>
-              </w:rPr>
-              <w:t>view: Supplier&lt;Node&gt;</w:t>
-            </w:r>
-          </w:p>
-        </w:tc>
-        <w:tc>
-          <w:tcPr>
-            <w:tcW w:w="2154" w:type="dxa"/>
-          </w:tcPr>
-          <w:p>
-            <w:pPr>
-              <w:spacing w:line="240" w:lineRule="auto"/>
-            </w:pPr>
-            <w:r>
-              <w:rPr>
-                <w:sz w:val="20"/>
-              </w:rPr>
-              <w:t>Кнопка меню</w:t>
-            </w:r>
-          </w:p>
-        </w:tc>
-        <w:tc>
-          <w:tcPr>
-            <w:tcW w:w="1984" w:type="dxa"/>
-          </w:tcPr>
-          <w:p>
-            <w:pPr>
-              <w:spacing w:line="240" w:lineRule="auto"/>
-            </w:pPr>
-            <w:r>
-              <w:rPr>
-                <w:sz w:val="20"/>
-              </w:rPr>
-              <w:t>Кнопка меню, открывающая раздел</w:t>
+              <w:t>Вкладка, которая заново загружает данные с сервера при открытии</w:t>
             </w:r>
           </w:p>
         </w:tc>
@@ -9304,7 +8614,7 @@
         <w:spacing w:after="80"/>
       </w:pPr>
       <w:r>
-        <w:t>Раздел «Номерной фонд».</w:t>
+        <w:t>Вкладка «Номерной фонд».</w:t>
       </w:r>
     </w:p>
     <w:tbl>
@@ -9478,7 +8788,7 @@
               <w:rPr>
                 <w:sz w:val="20"/>
               </w:rPr>
-              <w:t>Раздел</w:t>
+              <w:t>Вкладка</w:t>
             </w:r>
           </w:p>
         </w:tc>
@@ -9494,7 +8804,7 @@
               <w:rPr>
                 <w:sz w:val="20"/>
               </w:rPr>
-              <w:t>Построение раздела и загрузка данных</w:t>
+              <w:t>Построение вкладки и загрузка данных</w:t>
             </w:r>
           </w:p>
         </w:tc>
@@ -9580,7 +8890,7 @@
               <w:rPr>
                 <w:sz w:val="20"/>
               </w:rPr>
-              <w:t>Загрузка номеров и статусов, обновление плашек и фильтров</w:t>
+              <w:t>Загрузка номеров и статусов, обновление счётчиков и фильтров</w:t>
             </w:r>
           </w:p>
         </w:tc>
@@ -9876,7 +9186,7 @@
         <w:spacing w:after="80"/>
       </w:pPr>
       <w:r>
-        <w:t>Раздел «Бронирования».</w:t>
+        <w:t>Вкладка «Бронирования».</w:t>
       </w:r>
     </w:p>
     <w:tbl>
@@ -10050,7 +9360,7 @@
               <w:rPr>
                 <w:sz w:val="20"/>
               </w:rPr>
-              <w:t>Раздел</w:t>
+              <w:t>Вкладка</w:t>
             </w:r>
           </w:p>
         </w:tc>
@@ -10066,7 +9376,7 @@
               <w:rPr>
                 <w:sz w:val="20"/>
               </w:rPr>
-              <w:t>Построение раздела и загрузка броней</w:t>
+              <w:t>Построение вкладки и загрузка броней</w:t>
             </w:r>
           </w:p>
         </w:tc>
@@ -10088,7 +9398,6 @@
               <w:rPr>
                 <w:sz w:val="20"/>
               </w:rPr>
-              <w:lastRenderedPageBreak/>
               <w:t>load()</w:t>
             </w:r>
           </w:p>
@@ -10519,6 +9828,7 @@
               <w:rPr>
                 <w:sz w:val="20"/>
               </w:rPr>
+              <w:lastRenderedPageBreak/>
               <w:t>paymentDialog()</w:t>
             </w:r>
           </w:p>
@@ -10838,7 +10148,7 @@
         <w:spacing w:after="80"/>
       </w:pPr>
       <w:r>
-        <w:t>Раздел «Пользователи» (только администратор).</w:t>
+        <w:t>Вкладка «Пользователи» (только администратор).</w:t>
       </w:r>
     </w:p>
     <w:tbl>
@@ -11012,7 +10322,7 @@
               <w:rPr>
                 <w:sz w:val="20"/>
               </w:rPr>
-              <w:t>Раздел</w:t>
+              <w:t>Вкладка</w:t>
             </w:r>
           </w:p>
         </w:tc>
@@ -11028,7 +10338,7 @@
               <w:rPr>
                 <w:sz w:val="20"/>
               </w:rPr>
-              <w:t>Построение раздела и загрузка пользователей</w:t>
+              <w:t>Построение вкладки и загрузка пользователей</w:t>
             </w:r>
           </w:p>
         </w:tc>
@@ -11553,31 +10863,31 @@
       </w:rPr>
     </w:lvl>
   </w:abstractNum>
-  <w:num w:numId="1" w16cid:durableId="1237934468">
+  <w:num w:numId="1" w16cid:durableId="1885944160">
     <w:abstractNumId w:val="8"/>
   </w:num>
-  <w:num w:numId="2" w16cid:durableId="2014917314">
+  <w:num w:numId="2" w16cid:durableId="1533496268">
     <w:abstractNumId w:val="6"/>
   </w:num>
-  <w:num w:numId="3" w16cid:durableId="1031877063">
+  <w:num w:numId="3" w16cid:durableId="874998847">
     <w:abstractNumId w:val="5"/>
   </w:num>
-  <w:num w:numId="4" w16cid:durableId="316691588">
+  <w:num w:numId="4" w16cid:durableId="568536371">
     <w:abstractNumId w:val="4"/>
   </w:num>
-  <w:num w:numId="5" w16cid:durableId="836577983">
+  <w:num w:numId="5" w16cid:durableId="2092969872">
     <w:abstractNumId w:val="7"/>
   </w:num>
-  <w:num w:numId="6" w16cid:durableId="1844121417">
+  <w:num w:numId="6" w16cid:durableId="1213881254">
     <w:abstractNumId w:val="3"/>
   </w:num>
-  <w:num w:numId="7" w16cid:durableId="517503235">
+  <w:num w:numId="7" w16cid:durableId="717901266">
     <w:abstractNumId w:val="2"/>
   </w:num>
-  <w:num w:numId="8" w16cid:durableId="1879851252">
+  <w:num w:numId="8" w16cid:durableId="1010719005">
     <w:abstractNumId w:val="1"/>
   </w:num>
-  <w:num w:numId="9" w16cid:durableId="1639145215">
+  <w:num w:numId="9" w16cid:durableId="2135293984">
     <w:abstractNumId w:val="0"/>
   </w:num>
 </w:numbering>
